--- a/eng/docx/14.content.docx
+++ b/eng/docx/14.content.docx
@@ -19,7 +19,7 @@
         <w:rPr>
           <w:lang w:val="en_US" w:bidi="en_US"/>
         </w:rPr>
-        <w:t>Resource: Study Notes - Book Intros (Tyndale)</w:t>
+        <w:t>Resource: Tyndale Open Study Notes</w:t>
       </w:r>
       <w:r>
         <w:rPr>
@@ -112,7 +112,7 @@
         <w:rPr>
           <w:lang w:val="en_US" w:bidi="en_US"/>
         </w:rPr>
-        <w:t>Study Notes - Book Intros (Tyndale)</w:t>
+        <w:t>Tyndale Open Study Notes</w:t>
       </w:r>
     </w:p>
     <w:p>

--- a/eng/docx/14.content.docx
+++ b/eng/docx/14.content.docx
@@ -231,7 +231,47 @@
         <w:rPr>
           <w:lang w:val="en_US" w:bidi="en_US"/>
         </w:rPr>
-        <w:t>Second Chronicles gives purpose and hope to a people with an uncertain future. God had promised that David’s descendants would have an everlasting kingdom, but the people of Judah had been exiled to Babylon. Even after returning to Jerusalem, they now lived as Persian subjects. Judah had no king descended from David and no hope of becoming a kingdom. Yet God’s promises are certain, so the Chronicler encouraged the Judeans to hope for the future. The words of King Jehoshaphat capture the spirit of the book: “Listen to me, all you people of Judah and Jerusalem! Believe in the Lord your God, and you will be able to stand firm. Believe in his prophets, and you will succeed” (</w:t>
+        <w:t>Second Chronicles gives purpose and hope to people who are unsure about their future. God had promised that David’s descendants would rule forever. But the people of Judah had been taken away to Babylon as exiles. Even after they returned to Jerusalem, they lived under Persian rule.</w:t>
+      </w:r>
+    </w:p>
+    <w:p>
+      <w:pPr/>
+      <w:r>
+        <w:rPr>
+          <w:lang w:val="en_US" w:bidi="en_US"/>
+        </w:rPr>
+      </w:r>
+      <w:r>
+        <w:rPr>
+          <w:lang w:val="en_US" w:bidi="en_US"/>
+        </w:rPr>
+        <w:t>Judah had no king from David’s family. They had no clear hope of becoming a kingdom again. But God’s promises are sure. So the Chronicler encouraged the people of Judah to hope in God’s future.</w:t>
+      </w:r>
+    </w:p>
+    <w:p>
+      <w:pPr/>
+      <w:r>
+        <w:rPr>
+          <w:lang w:val="en_US" w:bidi="en_US"/>
+        </w:rPr>
+      </w:r>
+      <w:r>
+        <w:rPr>
+          <w:lang w:val="en_US" w:bidi="en_US"/>
+        </w:rPr>
+        <w:t>King Jehoshaphat’s words show the main message of the book: “</w:t>
+      </w:r>
+      <w:r>
+        <w:rPr>
+          <w:lang w:val="en_US" w:bidi="en_US"/>
+        </w:rPr>
+        <w:t>Hear me, O people of Judah and Jerusalem. Believe in the LORD your God, and you will be upheld; believe in His prophets, and you will succeed”</w:t>
+      </w:r>
+      <w:r>
+        <w:rPr>
+          <w:lang w:val="en_US" w:bidi="en_US"/>
+        </w:rPr>
+        <w:t xml:space="preserve"> (</w:t>
       </w:r>
       <w:hyperlink r:id="rId13">
         <w:r>
@@ -242,7 +282,7 @@
             <w:color w:val="0000EE"/>
             <w:u w:val="single"/>
           </w:rPr>
-          <w:t>2 Chr 20:20</w:t>
+          <w:t>2 Chronicles 20:20</w:t>
         </w:r>
       </w:hyperlink>
       <w:r>
@@ -274,7 +314,7 @@
         <w:rPr>
           <w:lang w:val="en_US" w:bidi="en_US"/>
         </w:rPr>
-        <w:t xml:space="preserve">The Babylonian conquest of Judah occurred in 605–586 BC, about two centuries before Chronicles was written (around 400 BC; see </w:t>
+        <w:t xml:space="preserve">Babylon conquered Judah between 605 and 586 BC. This happened about 200 years before Chronicles was written, around 400 BC (see </w:t>
       </w:r>
       <w:r>
         <w:rPr>
@@ -286,7 +326,7 @@
         <w:rPr>
           <w:lang w:val="en_US" w:bidi="en_US"/>
         </w:rPr>
-        <w:t>, “Authorship and Date”).</w:t>
+        <w:t>, “Author and Date”).</w:t>
       </w:r>
     </w:p>
     <w:p>
@@ -300,18 +340,7 @@
         <w:rPr>
           <w:lang w:val="en_US" w:bidi="en_US"/>
         </w:rPr>
-        <w:t>To address questions about God’s purposes and promises, the Chronicler narrated the past of the Israelites from the earliest times until the destruction of the kingdom of Judah. By carefully selecting his material and reworking it to suit his own purposes, he did not intend to replace or supplement earlier historical writings. Instead, he presumed that his readers were already familiar with his main sources and knew the characters in his books. He made his writings vital to his own time: He evaluated the past from his own vantage point and wrote so that his contemporaries could understand their heritage, the Temple and its worship, and the status of God’s promises.</w:t>
-      </w:r>
-    </w:p>
-    <w:p>
-      <w:pPr>
-        <w:pStyle w:val="Heading2"/>
-      </w:pPr>
-      <w:r>
-        <w:rPr>
-          <w:lang w:val="en_US" w:bidi="en_US"/>
-        </w:rPr>
-        <w:t>Summary</w:t>
+        <w:t>To answer questions about God’s purposes and promises, the Chronicler told the story of Israel’s past. He began with the earliest times and continued until the kingdom of Judah was destroyed.</w:t>
       </w:r>
     </w:p>
     <w:p>
@@ -325,7 +354,32 @@
         <w:rPr>
           <w:lang w:val="en_US" w:bidi="en_US"/>
         </w:rPr>
-        <w:t>The first nine chapters of 2 Chronicles focus on the reign of Solomon. Much of this narrative pertains to the building of the Temple and to providing for the priests. Solomon’s prayer and God’s response are central to the Chronicler’s account of Solomon (</w:t>
+        <w:t>The Chronicler chose his material carefully. He also shaped it for his own purpose. He did not try to replace earlier history books or add a new history beside them. Instead, he expected his audience to know his main sources and the people in his books. He wrote in a way that mattered for his own time. He looked at the past from where he stood. He wanted the people of his day to understand their history, the temple and its worship, and the state of God’s promises.</w:t>
+      </w:r>
+    </w:p>
+    <w:p>
+      <w:pPr>
+        <w:pStyle w:val="Heading2"/>
+      </w:pPr>
+      <w:r>
+        <w:rPr>
+          <w:lang w:val="en_US" w:bidi="en_US"/>
+        </w:rPr>
+        <w:t>Summary</w:t>
+      </w:r>
+    </w:p>
+    <w:p>
+      <w:pPr/>
+      <w:r>
+        <w:rPr>
+          <w:lang w:val="en_US" w:bidi="en_US"/>
+        </w:rPr>
+      </w:r>
+      <w:r>
+        <w:rPr>
+          <w:lang w:val="en_US" w:bidi="en_US"/>
+        </w:rPr>
+        <w:t>The first nine chapters of 2 Chronicles focus on Solomon’s rule as king. Much of this story is about building the temple and supporting the priests. Solomon’s prayer and God’s answer are central to the Chronicler’s account of Solomon (</w:t>
       </w:r>
       <w:hyperlink r:id="rId14">
         <w:r>
@@ -343,7 +397,7 @@
         <w:rPr>
           <w:lang w:val="en_US" w:bidi="en_US"/>
         </w:rPr>
-        <w:t>). God responded to Solomon’s prayer in a vision that articulated the Chronicler’s own theological perspective (</w:t>
+        <w:t>). God answered Solomon’s prayer in a vision. This vision clearly shows the Chronicler’s main teaching about God (</w:t>
       </w:r>
       <w:hyperlink r:id="rId15">
         <w:r>
@@ -361,7 +415,7 @@
         <w:rPr>
           <w:lang w:val="en_US" w:bidi="en_US"/>
         </w:rPr>
-        <w:t>): God answers the prayers and repentance of his people; he brings judgment upon the disobedient, but he rewards humility and prayer with healing and deliverance.</w:t>
+        <w:t>). God hears the prayers of his people when they turn back to him. He judges those who disobey him. But he gives healing and rescue to those who humble themselves and pray.</w:t>
       </w:r>
     </w:p>
     <w:p>
@@ -375,7 +429,21 @@
         <w:rPr>
           <w:lang w:val="en_US" w:bidi="en_US"/>
         </w:rPr>
-        <w:t xml:space="preserve">After recording the division of the monarchy, the Chronicler focused almost exclusively on the southern kingdom of Judah. He associated the continuity of the kingdom and Israel’s future with the dynasty of David and the Temple in Jerusalem. However, David’s descendants who ruled Judah were not always models of obedience. Meanwhile, the northern kingdom, Israel, sometimes did what was right (e.g., </w:t>
+        <w:t>After he described how the kingdom divided, the Chronicler focused mostly on the southern kingdom of Judah. He connected Israel’s future with David’s family line and the temple in Jerusalem.</w:t>
+      </w:r>
+    </w:p>
+    <w:p>
+      <w:pPr/>
+      <w:r>
+        <w:rPr>
+          <w:lang w:val="en_US" w:bidi="en_US"/>
+        </w:rPr>
+      </w:r>
+      <w:r>
+        <w:rPr>
+          <w:lang w:val="en_US" w:bidi="en_US"/>
+        </w:rPr>
+        <w:t xml:space="preserve">But the kings from David’s family did not always obey God. At times, the northern kingdom of Israel did what was right (for example, </w:t>
       </w:r>
       <w:hyperlink r:id="rId16">
         <w:r>
@@ -393,7 +461,7 @@
         <w:rPr>
           <w:lang w:val="en_US" w:bidi="en_US"/>
         </w:rPr>
-        <w:t>). The Chronicler saw the northern kingdom as a part of Israel that needed to be restored, and he took special interest in contacts between the north and the south. He did not condemn the northerners for the division, but he did blame them for their refusal to return once their grievances were settled, as he considered their future to be closely tied to Judah.</w:t>
+        <w:t>). The Chronicler saw the northern kingdom as part of Israel. It needed to be brought back together with Judah. So he gave special attention to times when the north and south had contact with each other. He did not blame the people of the north for the kingdom’s division. But he did blame them for refusing to return after their complaints had been answered. He believed their future was closely connected to Judah’s future.</w:t>
       </w:r>
     </w:p>
     <w:p>
@@ -425,7 +493,7 @@
         <w:rPr>
           <w:lang w:val="en_US" w:bidi="en_US"/>
         </w:rPr>
-        <w:t>), even though he was a powerful king who ruled for more than fifty years. In Chronicles, Uzziah is a famous reformer and builder. Likewise, although little is said about Jotham in Kings (</w:t>
+        <w:t>). But Uzziah was a powerful king who ruled for more than 50 years. In Chronicles, Uzziah is an important reformer and builder. Kings also says little about Jotham (</w:t>
       </w:r>
       <w:hyperlink r:id="rId18">
         <w:r>
@@ -443,7 +511,7 @@
         <w:rPr>
           <w:lang w:val="en_US" w:bidi="en_US"/>
         </w:rPr>
-        <w:t>), in Chronicles his work is portrayed as extensive (</w:t>
+        <w:t>). But Chronicles describes his work in more detail (</w:t>
       </w:r>
       <w:hyperlink r:id="rId19">
         <w:r>
@@ -461,7 +529,7 @@
         <w:rPr>
           <w:lang w:val="en_US" w:bidi="en_US"/>
         </w:rPr>
-        <w:t>). The Chronicler also expands our understanding of Hezekiah (</w:t>
+        <w:t>). The Chronicler also gives a fuller picture of Hezekiah (</w:t>
       </w:r>
       <w:hyperlink r:id="rId20">
         <w:r>
@@ -479,7 +547,25 @@
         <w:rPr>
           <w:lang w:val="en_US" w:bidi="en_US"/>
         </w:rPr>
-        <w:t>), dealing extensively with Hezekiah’s reforms and the restoration of Temple worship, and describing at length how Hezekiah prepared for the Assyrian siege of Jerusalem.</w:t>
+        <w:t>). He writes much about Hezekiah’s reforms and the return of temple worship. He also describes in detail how Hezekiah prepared Jerusalem for the Assyrian army’s attack. (</w:t>
+      </w:r>
+      <w:hyperlink r:id="rId17">
+        <w:r>
+          <w:rPr>
+            <w:lang w:val="en_US" w:bidi="en_US"/>
+          </w:rPr>
+          <w:rPr>
+            <w:color w:val="0000EE"/>
+            <w:u w:val="single"/>
+          </w:rPr>
+          <w:t>2 Kings 15:1–7</w:t>
+        </w:r>
+      </w:hyperlink>
+      <w:r>
+        <w:rPr>
+          <w:lang w:val="en_US" w:bidi="en_US"/>
+        </w:rPr>
+        <w:t>).</w:t>
       </w:r>
     </w:p>
     <w:p>
@@ -493,7 +579,7 @@
         <w:rPr>
           <w:lang w:val="en_US" w:bidi="en_US"/>
         </w:rPr>
-        <w:t>The reigns of Manasseh and Amon follow (</w:t>
+        <w:t>The reigns of Manasseh and Amon come next (</w:t>
       </w:r>
       <w:hyperlink r:id="rId21">
         <w:r>
@@ -511,7 +597,7 @@
         <w:rPr>
           <w:lang w:val="en_US" w:bidi="en_US"/>
         </w:rPr>
-        <w:t>); their wickedness and idolatry set the stage for Judah’s demise. In Chronicles, unlike Kings, we learn how Manasseh experienced his own exile, repentance, and return to Judah—a microcosm of what the Judeans themselves later experienced.</w:t>
+        <w:t>). Their evil actions and idol worship prepared the way for Judah’s fall. Chronicles tells Manasseh’s story differently than Kings does. In Chronicles, Manasseh goes into exile, repents, and returns to Judah. His story is a small picture of what the people of Judah would later experience.</w:t>
       </w:r>
     </w:p>
     <w:p>
@@ -525,7 +611,7 @@
         <w:rPr>
           <w:lang w:val="en_US" w:bidi="en_US"/>
         </w:rPr>
-        <w:t>Josiah’s reign (</w:t>
+        <w:t>Josiah’s rule pleased God (</w:t>
       </w:r>
       <w:hyperlink r:id="rId22">
         <w:r>
@@ -543,7 +629,7 @@
         <w:rPr>
           <w:lang w:val="en_US" w:bidi="en_US"/>
         </w:rPr>
-        <w:t>) was pleasing to God. But when Josiah died (609 BC), Judah’s end soon followed. Within four years, the Babylonians began a series of attacks (605–586 BC) that led to the destruction of Jerusalem and the Temple and the exile of most of the population to Babylon (</w:t>
+        <w:t>). But after Josiah died in 609 BC, Judah’s end came soon after. Within four years, the Babylonians began several attacks against Judah. These attacks happened between 605 and 586 BC. They led to the destruction of Jerusalem and the temple. Most of the people were taken into exile in Babylon (</w:t>
       </w:r>
       <w:hyperlink r:id="rId23">
         <w:r>
@@ -561,7 +647,7 @@
         <w:rPr>
           <w:lang w:val="en_US" w:bidi="en_US"/>
         </w:rPr>
-        <w:t>). The covenant unfaithfulness of the people of Judah had come to fruition.</w:t>
+        <w:t>). The people of Judah had not kept God’s covenant, or binding agreement. Now the results of their unfaithfulness had fully come.</w:t>
       </w:r>
     </w:p>
     <w:p>
@@ -575,7 +661,7 @@
         <w:rPr>
           <w:lang w:val="en_US" w:bidi="en_US"/>
         </w:rPr>
-        <w:t>The account ends with a glimmer of hope: Cyrus’s proclamation in 538 BC that allowed the Jews to return to Judah and rebuild Jerusalem (</w:t>
+        <w:t>The account ends with a small sign of hope. In 538 BC, Cyrus announced that the Jews could return to Judah and rebuild Jerusalem (</w:t>
       </w:r>
       <w:hyperlink r:id="rId24">
         <w:r>
@@ -618,7 +704,7 @@
         <w:rPr>
           <w:lang w:val="en_US" w:bidi="en_US"/>
         </w:rPr>
-        <w:t>Chronicles is an ancient work of history with a distinctive approach. The book of 2 Chronicles covers essentially the same time period as 1–2 Kings. And while the Chronicler drew upon the earlier records of Samuel, Kings, and other sources, his own work shows remarkable independence. He gave detailed attention to military, administrative, and geopolitical affairs in times that were already hundreds of years distant. He frequently added detailed information not found in any other surviving sources but evidently available to him.</w:t>
+        <w:t>Chronicles is an ancient history book with its own clear approach. Second Chronicles covers almost the same time period as 1–2 Kings. The Chronicler used earlier records, including Samuel, Kings, and other sources. But his own work is also different in important ways. He gave careful attention to military, government, and political events from earlier centuries. He often added details that are not found in any other surviving sources. But these sources were likely available to him.</w:t>
       </w:r>
     </w:p>
     <w:p>
@@ -632,7 +718,7 @@
         <w:rPr>
           <w:lang w:val="en_US" w:bidi="en_US"/>
         </w:rPr>
-        <w:t>Archaeology occasionally provides confirmation of administrative and geopolitical reforms discussed by the Chronicler. For example, an inscription has been found in the Siloam Tunnel describing Hezekiah’s water project. Most of the time, the evidence has only a broad connection, such as with Uzziah’s building activity or agricultural initiatives. The work of the Chronicler is a valuable resource for understanding the history of the times he wrote about.</w:t>
+        <w:t>Archaeology sometimes supports the Chronicler’s descriptions of government and political reforms. For example, an inscription was found in the Siloam Tunnel. It describes Hezekiah’s water project. Most evidence is more general. For example, some evidence may connect with Uzziah’s building work or his farming projects. The Chronicler’s work is a valuable source for understanding the history of the period he describes.</w:t>
       </w:r>
     </w:p>
     <w:p>
@@ -657,20 +743,20 @@
         <w:rPr>
           <w:lang w:val="en_US" w:bidi="en_US"/>
         </w:rPr>
-        <w:t xml:space="preserve">A fundamental question for the restored community in Judea after the Exile was: </w:t>
+        <w:t xml:space="preserve">A basic question for the community in Judea after the exile was, </w:t>
       </w:r>
       <w:r>
         <w:rPr>
           <w:i/>
           <w:lang w:val="en_US" w:bidi="en_US"/>
         </w:rPr>
-        <w:t>What is our relationship to the Israel of the past?</w:t>
-      </w:r>
-      <w:r>
-        <w:rPr>
-          <w:lang w:val="en_US" w:bidi="en_US"/>
-        </w:rPr>
-        <w:t xml:space="preserve"> They were no longer an independent nation but a small province of the Persian Empire. Judea had no king, lived under foreign domination, and had only recently rebuilt the Temple destroyed by the Babylonians. What validity did God’s promises regarding the Temple and David’s dynasty have for the community?</w:t>
+        <w:t>What is our connection to the Israel of the past?</w:t>
+      </w:r>
+      <w:r>
+        <w:rPr>
+          <w:lang w:val="en_US" w:bidi="en_US"/>
+        </w:rPr>
+        <w:t xml:space="preserve"> They were no longer an independent nation. They were a small province in the Persian Empire. Judea had no king. The people lived under foreign rule. They had only recently rebuilt the temple after the Babylonians destroyed it. What did God’s promises about the temple and David’s family line mean for this community?</w:t>
       </w:r>
     </w:p>
     <w:p>
@@ -684,7 +770,7 @@
         <w:rPr>
           <w:lang w:val="en_US" w:bidi="en_US"/>
         </w:rPr>
-        <w:t>To the Chronicler, David’s reign offered a paradigm for his own readers. David moved from being a fugitive from Saul (a condition of exile) to being in the community of God. The postexilic community reading Chronicles had undergone a similar transition from exile and could anticipate similar blessings if they were obedient.</w:t>
+        <w:t>For the Chronicler, David’s rule gave his readers a pattern to follow. David had been forced to run from Saul. This was like a kind of exile. But later, David returned to live among God’s people. The community after the exile had gone through a similar change. They had returned from exile. Like David, they could expect God’s blessing if they obeyed him.</w:t>
       </w:r>
     </w:p>
     <w:p>
@@ -698,7 +784,7 @@
         <w:rPr>
           <w:lang w:val="en_US" w:bidi="en_US"/>
         </w:rPr>
-        <w:t>Chronicles presents the period of David and Solomon as an ideal time when all of Israel united in worship (</w:t>
+        <w:t>Chronicles presents the time of David and Solomon as an ideal period. At that time, all Israel was united in worshiping God (</w:t>
       </w:r>
       <w:hyperlink r:id="rId25">
         <w:r>
@@ -716,7 +802,7 @@
         <w:rPr>
           <w:lang w:val="en_US" w:bidi="en_US"/>
         </w:rPr>
-        <w:t>). The account of David’s reign displays much concern for the correct worship of God. The restoration of the Ark to Jerusalem and David’s military victories provided for the future Temple, and David made all the necessary arrangements regarding the officials who would serve as worship shifted to Jerusalem.</w:t>
+        <w:t>). The account of David’s rule gives much attention to the right worship of God. David brought the ark back to Jerusalem. The ark was the sacred box that represented God’s presence with his people. David’s military victories also helped prepare for the future temple. David made all the needed plans for the officials who would serve in worship. These plans were important because worship would now center in Jerusalem.</w:t>
       </w:r>
     </w:p>
     <w:p>
@@ -730,7 +816,7 @@
         <w:rPr>
           <w:lang w:val="en_US" w:bidi="en_US"/>
         </w:rPr>
-        <w:t>The Chronicler regards Solomon’s reign as equal to David’s, because Solomon brought to fruition David’s plans for the Temple and for worship there (</w:t>
+        <w:t>The Chronicler sees Solomon’s rule as equal to David’s rule. This is because Solomon completed David’s plans for the temple and its worship (</w:t>
       </w:r>
       <w:hyperlink r:id="rId26">
         <w:r>
@@ -784,7 +870,21 @@
         <w:rPr>
           <w:lang w:val="en_US" w:bidi="en_US"/>
         </w:rPr>
-        <w:t>). In Chronicles, David appoints Solomon to the throne in a public announcement, and Solomon enjoys divine blessing and the total support of the people. The Chronicler does not mention Adonijah’s attempted coup or Solomon’s sins, and he shifts blame for the schism to Jeroboam (</w:t>
+        <w:t>). In Chronicles, David publicly appoints Solomon as king. Solomon receives God’s blessing and the full support of the people.</w:t>
+      </w:r>
+    </w:p>
+    <w:p>
+      <w:pPr/>
+      <w:r>
+        <w:rPr>
+          <w:lang w:val="en_US" w:bidi="en_US"/>
+        </w:rPr>
+      </w:r>
+      <w:r>
+        <w:rPr>
+          <w:lang w:val="en_US" w:bidi="en_US"/>
+        </w:rPr>
+        <w:t>The Chronicler does not mention Adonijah’s attempt to take make himself king. He also does not mention Solomon’s sins. Instead, he places the blame for the kingdom’s division on Jeroboam (</w:t>
       </w:r>
       <w:hyperlink r:id="rId29">
         <w:r>
@@ -802,7 +902,7 @@
         <w:rPr>
           <w:lang w:val="en_US" w:bidi="en_US"/>
         </w:rPr>
-        <w:t>). Solomon’s wealth and international influence reflect his glorious, peaceful, and righteous reign.</w:t>
+        <w:t>). Solomon’s wealth and influence among other nations show that his rule was glorious, peaceful, and right before God.</w:t>
       </w:r>
     </w:p>
     <w:p>
@@ -816,7 +916,7 @@
         <w:rPr>
           <w:lang w:val="en_US" w:bidi="en_US"/>
         </w:rPr>
-        <w:t>The division of Israel into northern and southern kingdoms shows the failure of the kingdom to meet its ideals, but it does not mean that all hope was lost. Obedience still results in God’s blessing, and disobedience will be punished. Each time a calamity is recounted, the Chronicler provides a cause for judgment, and he emphasizes the blessings that result from faithfulness. Repentance is always a means of averting or at least moderating judgment. Prophetic warnings are always issued before judgment comes, and the possibility of healing is always present. This pattern provides a primary way that the Chronicler communicates hope for the future in his own time.</w:t>
+        <w:t>The division of Israel into northern and southern kingdoms showed that the kingdom did not live up to God’s ideal. But this did not mean that all hope was gone. Obedience still brought God’s blessing. Disobedience still brought punishment. Each time the Chronicler describes a disaster, he also gives the reason for God’s judgment. He also shows the blessings that come from faithfulness.</w:t>
       </w:r>
     </w:p>
     <w:p>
@@ -830,7 +930,21 @@
         <w:rPr>
           <w:lang w:val="en_US" w:bidi="en_US"/>
         </w:rPr>
-        <w:t>The Chronicler also offers events in the reign of Hezekiah as a solution to the problem of the divided monarchy. Previously, the kingdom of Judah under Ahaz had descended to the same level of disobedience as Israel (</w:t>
+        <w:t>Repentance, or turning back to God, could always turn away judgment or make it less severe. God always sent prophetic warnings before judgment came. Prophetic warnings were messages from God spoken through his prophets. The possibility of healing was always present. This pattern was one of the main ways the Chronicler gave hope for the future in his own time.</w:t>
+      </w:r>
+    </w:p>
+    <w:p>
+      <w:pPr/>
+      <w:r>
+        <w:rPr>
+          <w:lang w:val="en_US" w:bidi="en_US"/>
+        </w:rPr>
+      </w:r>
+      <w:r>
+        <w:rPr>
+          <w:lang w:val="en_US" w:bidi="en_US"/>
+        </w:rPr>
+        <w:t>The Chronicler also uses events from Hezekiah’s rule to show a way to heal the divided kingdom. Earlier, Judah under Ahaz had become as disobedient as Israel (</w:t>
       </w:r>
       <w:hyperlink r:id="rId30">
         <w:r>
@@ -866,7 +980,7 @@
         <w:rPr>
           <w:lang w:val="en_US" w:bidi="en_US"/>
         </w:rPr>
-        <w:t>), whereas Israel’s leaders confessed their sins (</w:t>
+        <w:t>). But Israel’s leaders confessed their sins. This showed that they were ready to be restored (</w:t>
       </w:r>
       <w:hyperlink r:id="rId32">
         <w:r>
@@ -884,7 +998,21 @@
         <w:rPr>
           <w:lang w:val="en_US" w:bidi="en_US"/>
         </w:rPr>
-        <w:t>), indicating their readiness for restoration. The Chronicler then introduces Hezekiah, distinctively characterizing him as a second Solomon. Hezekiah invited the north to join in the first Passover of his reign, and many responded (</w:t>
+        <w:t>).</w:t>
+      </w:r>
+    </w:p>
+    <w:p>
+      <w:pPr/>
+      <w:r>
+        <w:rPr>
+          <w:lang w:val="en_US" w:bidi="en_US"/>
+        </w:rPr>
+      </w:r>
+      <w:r>
+        <w:rPr>
+          <w:lang w:val="en_US" w:bidi="en_US"/>
+        </w:rPr>
+        <w:t>Then the Chronicler introduces Hezekiah. He presents Hezekiah as a second Solomon. Hezekiah invited the people of the north to join the first Passover during his rule. Many of them came (</w:t>
       </w:r>
       <w:hyperlink r:id="rId33">
         <w:r>
@@ -902,7 +1030,7 @@
         <w:rPr>
           <w:lang w:val="en_US" w:bidi="en_US"/>
         </w:rPr>
-        <w:t>); a similar celebration had not been held since Solomon’s time (</w:t>
+        <w:t>). A Passover like this had not been celebrated since Solomon’s time (</w:t>
       </w:r>
       <w:hyperlink r:id="rId34">
         <w:r>
@@ -920,7 +1048,7 @@
         <w:rPr>
           <w:lang w:val="en_US" w:bidi="en_US"/>
         </w:rPr>
-        <w:t>). Hezekiah’s Passover provides a model for the restoration of Israel as a unified kingdom.</w:t>
+        <w:t>). Hezekiah’s Passover shows a model for restoring Israel as one united kingdom.</w:t>
       </w:r>
     </w:p>
     <w:p>
@@ -934,7 +1062,7 @@
         <w:rPr>
           <w:lang w:val="en_US" w:bidi="en_US"/>
         </w:rPr>
-        <w:t>The Chronicler used his account of Israel’s history to teach his readers to maintain hope for a historical restoration of David’s kingdom—however remote such a possibility may have seemed—and to maintain holy lives and a righteous community in the meantime. The Chronicler makes it clear that the kingdom of Israel was not a mere human institution subject to the whims of political expediency. It was God’s kingdom, and God would ultimately restore it.</w:t>
+        <w:t>The Chronicler used Israel’s history to teach his audience to keep hoping that David’s kingdom would be restored. This hope may have seemed very unlikely. But the people were still called to live holy lives and build a righteous community while they waited. The Chronicler makes clear that Israel’s kingdom was not only a human government. It did not depend only on political decisions or changing events. It was God’s kingdom, and God would restore it in the end.</w:t>
       </w:r>
       <w:r>
         <w:rPr>

--- a/eng/docx/14.content.docx
+++ b/eng/docx/14.content.docx
@@ -19,7 +19,7 @@
         <w:rPr>
           <w:lang w:val="en_US" w:bidi="en_US"/>
         </w:rPr>
-        <w:t>Resource: Tyndale Open Study Notes</w:t>
+        <w:t>Resource: Aquifer Open Study Notes (Book Intros)</w:t>
       </w:r>
       <w:r>
         <w:rPr>
@@ -112,7 +112,7 @@
         <w:rPr>
           <w:lang w:val="en_US" w:bidi="en_US"/>
         </w:rPr>
-        <w:t>Tyndale Open Study Notes</w:t>
+        <w:t>Aquifer Open Study Notes (Book Intros)</w:t>
       </w:r>
     </w:p>
     <w:p>

--- a/eng/docx/14.content.docx
+++ b/eng/docx/14.content.docx
@@ -273,18 +273,12 @@
         </w:rPr>
         <w:t xml:space="preserve"> (</w:t>
       </w:r>
-      <w:hyperlink r:id="rId13">
-        <w:r>
-          <w:rPr>
-            <w:lang w:val="en_US" w:bidi="en_US"/>
-          </w:rPr>
-          <w:rPr>
-            <w:color w:val="0000EE"/>
-            <w:u w:val="single"/>
-          </w:rPr>
-          <w:t>2 Chronicles 20:20</w:t>
-        </w:r>
-      </w:hyperlink>
+      <w:r>
+        <w:rPr>
+          <w:lang w:val="en_US" w:bidi="en_US"/>
+        </w:rPr>
+        <w:t>2 Chronicles 20:20</w:t>
+      </w:r>
       <w:r>
         <w:rPr>
           <w:lang w:val="en_US" w:bidi="en_US"/>
@@ -381,36 +375,24 @@
         </w:rPr>
         <w:t>The first nine chapters of 2 Chronicles focus on Solomon’s rule as king. Much of this story is about building the temple and supporting the priests. Solomon’s prayer and God’s answer are central to the Chronicler’s account of Solomon (</w:t>
       </w:r>
-      <w:hyperlink r:id="rId14">
-        <w:r>
-          <w:rPr>
-            <w:lang w:val="en_US" w:bidi="en_US"/>
-          </w:rPr>
-          <w:rPr>
-            <w:color w:val="0000EE"/>
-            <w:u w:val="single"/>
-          </w:rPr>
-          <w:t>6:1–7:22</w:t>
-        </w:r>
-      </w:hyperlink>
+      <w:r>
+        <w:rPr>
+          <w:lang w:val="en_US" w:bidi="en_US"/>
+        </w:rPr>
+        <w:t>6:1–7:22</w:t>
+      </w:r>
       <w:r>
         <w:rPr>
           <w:lang w:val="en_US" w:bidi="en_US"/>
         </w:rPr>
         <w:t>). God answered Solomon’s prayer in a vision. This vision clearly shows the Chronicler’s main teaching about God (</w:t>
       </w:r>
-      <w:hyperlink r:id="rId15">
-        <w:r>
-          <w:rPr>
-            <w:lang w:val="en_US" w:bidi="en_US"/>
-          </w:rPr>
-          <w:rPr>
-            <w:color w:val="0000EE"/>
-            <w:u w:val="single"/>
-          </w:rPr>
-          <w:t>7:12–22</w:t>
-        </w:r>
-      </w:hyperlink>
+      <w:r>
+        <w:rPr>
+          <w:lang w:val="en_US" w:bidi="en_US"/>
+        </w:rPr>
+        <w:t>7:12–22</w:t>
+      </w:r>
       <w:r>
         <w:rPr>
           <w:lang w:val="en_US" w:bidi="en_US"/>
@@ -445,18 +427,12 @@
         </w:rPr>
         <w:t xml:space="preserve">But the kings from David’s family did not always obey God. At times, the northern kingdom of Israel did what was right (for example, </w:t>
       </w:r>
-      <w:hyperlink r:id="rId16">
-        <w:r>
-          <w:rPr>
-            <w:lang w:val="en_US" w:bidi="en_US"/>
-          </w:rPr>
-          <w:rPr>
-            <w:color w:val="0000EE"/>
-            <w:u w:val="single"/>
-          </w:rPr>
-          <w:t>28:5–15</w:t>
-        </w:r>
-      </w:hyperlink>
+      <w:r>
+        <w:rPr>
+          <w:lang w:val="en_US" w:bidi="en_US"/>
+        </w:rPr>
+        <w:t>28:5–15</w:t>
+      </w:r>
       <w:r>
         <w:rPr>
           <w:lang w:val="en_US" w:bidi="en_US"/>
@@ -477,90 +453,60 @@
         </w:rPr>
         <w:t>The Chronicler’s portrayal of Judah’s kings sometimes departs remarkably from parallel descriptions in the book of Kings. Uzziah appears as a minor figure in Kings (</w:t>
       </w:r>
-      <w:hyperlink r:id="rId17">
-        <w:r>
-          <w:rPr>
-            <w:lang w:val="en_US" w:bidi="en_US"/>
-          </w:rPr>
-          <w:rPr>
-            <w:color w:val="0000EE"/>
-            <w:u w:val="single"/>
-          </w:rPr>
-          <w:t>2 Kgs 15:1–7</w:t>
-        </w:r>
-      </w:hyperlink>
+      <w:r>
+        <w:rPr>
+          <w:lang w:val="en_US" w:bidi="en_US"/>
+        </w:rPr>
+        <w:t>2 Kgs 15:1–7</w:t>
+      </w:r>
       <w:r>
         <w:rPr>
           <w:lang w:val="en_US" w:bidi="en_US"/>
         </w:rPr>
         <w:t>). But Uzziah was a powerful king who ruled for more than 50 years. In Chronicles, Uzziah is an important reformer and builder. Kings also says little about Jotham (</w:t>
       </w:r>
-      <w:hyperlink r:id="rId18">
-        <w:r>
-          <w:rPr>
-            <w:lang w:val="en_US" w:bidi="en_US"/>
-          </w:rPr>
-          <w:rPr>
-            <w:color w:val="0000EE"/>
-            <w:u w:val="single"/>
-          </w:rPr>
-          <w:t>2 Kgs 15:32–38</w:t>
-        </w:r>
-      </w:hyperlink>
+      <w:r>
+        <w:rPr>
+          <w:lang w:val="en_US" w:bidi="en_US"/>
+        </w:rPr>
+        <w:t>2 Kgs 15:32–38</w:t>
+      </w:r>
       <w:r>
         <w:rPr>
           <w:lang w:val="en_US" w:bidi="en_US"/>
         </w:rPr>
         <w:t>). But Chronicles describes his work in more detail (</w:t>
       </w:r>
-      <w:hyperlink r:id="rId19">
-        <w:r>
-          <w:rPr>
-            <w:lang w:val="en_US" w:bidi="en_US"/>
-          </w:rPr>
-          <w:rPr>
-            <w:color w:val="0000EE"/>
-            <w:u w:val="single"/>
-          </w:rPr>
-          <w:t>2 Chr 27:3–4</w:t>
-        </w:r>
-      </w:hyperlink>
+      <w:r>
+        <w:rPr>
+          <w:lang w:val="en_US" w:bidi="en_US"/>
+        </w:rPr>
+        <w:t>2 Chr 27:3–4</w:t>
+      </w:r>
       <w:r>
         <w:rPr>
           <w:lang w:val="en_US" w:bidi="en_US"/>
         </w:rPr>
         <w:t>). The Chronicler also gives a fuller picture of Hezekiah (</w:t>
       </w:r>
-      <w:hyperlink r:id="rId20">
-        <w:r>
-          <w:rPr>
-            <w:lang w:val="en_US" w:bidi="en_US"/>
-          </w:rPr>
-          <w:rPr>
-            <w:color w:val="0000EE"/>
-            <w:u w:val="single"/>
-          </w:rPr>
-          <w:t>29:1–32:33</w:t>
-        </w:r>
-      </w:hyperlink>
+      <w:r>
+        <w:rPr>
+          <w:lang w:val="en_US" w:bidi="en_US"/>
+        </w:rPr>
+        <w:t>29:1–32:33</w:t>
+      </w:r>
       <w:r>
         <w:rPr>
           <w:lang w:val="en_US" w:bidi="en_US"/>
         </w:rPr>
         <w:t>). He writes much about Hezekiah’s reforms and the return of temple worship. He also describes in detail how Hezekiah prepared Jerusalem for the Assyrian army’s attack. (</w:t>
       </w:r>
-      <w:hyperlink r:id="rId17">
-        <w:r>
-          <w:rPr>
-            <w:lang w:val="en_US" w:bidi="en_US"/>
-          </w:rPr>
-          <w:rPr>
-            <w:color w:val="0000EE"/>
-            <w:u w:val="single"/>
-          </w:rPr>
-          <w:t>2 Kings 15:1–7</w:t>
-        </w:r>
-      </w:hyperlink>
+      <w:r>
+        <w:rPr>
+          <w:lang w:val="en_US" w:bidi="en_US"/>
+        </w:rPr>
+        <w:t>2 Kings 15:1–7</w:t>
+      </w:r>
       <w:r>
         <w:rPr>
           <w:lang w:val="en_US" w:bidi="en_US"/>
@@ -581,18 +527,12 @@
         </w:rPr>
         <w:t>The reigns of Manasseh and Amon come next (</w:t>
       </w:r>
-      <w:hyperlink r:id="rId21">
-        <w:r>
-          <w:rPr>
-            <w:lang w:val="en_US" w:bidi="en_US"/>
-          </w:rPr>
-          <w:rPr>
-            <w:color w:val="0000EE"/>
-            <w:u w:val="single"/>
-          </w:rPr>
-          <w:t>33:1–25</w:t>
-        </w:r>
-      </w:hyperlink>
+      <w:r>
+        <w:rPr>
+          <w:lang w:val="en_US" w:bidi="en_US"/>
+        </w:rPr>
+        <w:t>33:1–25</w:t>
+      </w:r>
       <w:r>
         <w:rPr>
           <w:lang w:val="en_US" w:bidi="en_US"/>
@@ -613,36 +553,24 @@
         </w:rPr>
         <w:t>Josiah’s rule pleased God (</w:t>
       </w:r>
-      <w:hyperlink r:id="rId22">
-        <w:r>
-          <w:rPr>
-            <w:lang w:val="en_US" w:bidi="en_US"/>
-          </w:rPr>
-          <w:rPr>
-            <w:color w:val="0000EE"/>
-            <w:u w:val="single"/>
-          </w:rPr>
-          <w:t>34:1–35:27</w:t>
-        </w:r>
-      </w:hyperlink>
+      <w:r>
+        <w:rPr>
+          <w:lang w:val="en_US" w:bidi="en_US"/>
+        </w:rPr>
+        <w:t>34:1–35:27</w:t>
+      </w:r>
       <w:r>
         <w:rPr>
           <w:lang w:val="en_US" w:bidi="en_US"/>
         </w:rPr>
         <w:t>). But after Josiah died in 609 BC, Judah’s end came soon after. Within four years, the Babylonians began several attacks against Judah. These attacks happened between 605 and 586 BC. They led to the destruction of Jerusalem and the temple. Most of the people were taken into exile in Babylon (</w:t>
       </w:r>
-      <w:hyperlink r:id="rId23">
-        <w:r>
-          <w:rPr>
-            <w:lang w:val="en_US" w:bidi="en_US"/>
-          </w:rPr>
-          <w:rPr>
-            <w:color w:val="0000EE"/>
-            <w:u w:val="single"/>
-          </w:rPr>
-          <w:t>36:2–21</w:t>
-        </w:r>
-      </w:hyperlink>
+      <w:r>
+        <w:rPr>
+          <w:lang w:val="en_US" w:bidi="en_US"/>
+        </w:rPr>
+        <w:t>36:2–21</w:t>
+      </w:r>
       <w:r>
         <w:rPr>
           <w:lang w:val="en_US" w:bidi="en_US"/>
@@ -663,18 +591,12 @@
         </w:rPr>
         <w:t>The account ends with a small sign of hope. In 538 BC, Cyrus announced that the Jews could return to Judah and rebuild Jerusalem (</w:t>
       </w:r>
-      <w:hyperlink r:id="rId24">
-        <w:r>
-          <w:rPr>
-            <w:lang w:val="en_US" w:bidi="en_US"/>
-          </w:rPr>
-          <w:rPr>
-            <w:color w:val="0000EE"/>
-            <w:u w:val="single"/>
-          </w:rPr>
-          <w:t>36:22–23</w:t>
-        </w:r>
-      </w:hyperlink>
+      <w:r>
+        <w:rPr>
+          <w:lang w:val="en_US" w:bidi="en_US"/>
+        </w:rPr>
+        <w:t>36:22–23</w:t>
+      </w:r>
       <w:r>
         <w:rPr>
           <w:lang w:val="en_US" w:bidi="en_US"/>
@@ -786,18 +708,12 @@
         </w:rPr>
         <w:t>Chronicles presents the time of David and Solomon as an ideal period. At that time, all Israel was united in worshiping God (</w:t>
       </w:r>
-      <w:hyperlink r:id="rId25">
-        <w:r>
-          <w:rPr>
-            <w:lang w:val="en_US" w:bidi="en_US"/>
-          </w:rPr>
-          <w:rPr>
-            <w:color w:val="0000EE"/>
-            <w:u w:val="single"/>
-          </w:rPr>
-          <w:t>7:8</w:t>
-        </w:r>
-      </w:hyperlink>
+      <w:r>
+        <w:rPr>
+          <w:lang w:val="en_US" w:bidi="en_US"/>
+        </w:rPr>
+        <w:t>7:8</w:t>
+      </w:r>
       <w:r>
         <w:rPr>
           <w:lang w:val="en_US" w:bidi="en_US"/>
@@ -818,54 +734,36 @@
         </w:rPr>
         <w:t>The Chronicler sees Solomon’s rule as equal to David’s rule. This is because Solomon completed David’s plans for the temple and its worship (</w:t>
       </w:r>
-      <w:hyperlink r:id="rId26">
-        <w:r>
-          <w:rPr>
-            <w:lang w:val="en_US" w:bidi="en_US"/>
-          </w:rPr>
-          <w:rPr>
-            <w:color w:val="0000EE"/>
-            <w:u w:val="single"/>
-          </w:rPr>
-          <w:t>3:1</w:t>
-        </w:r>
-      </w:hyperlink>
+      <w:r>
+        <w:rPr>
+          <w:lang w:val="en_US" w:bidi="en_US"/>
+        </w:rPr>
+        <w:t>3:1</w:t>
+      </w:r>
       <w:r>
         <w:rPr>
           <w:lang w:val="en_US" w:bidi="en_US"/>
         </w:rPr>
         <w:t xml:space="preserve">; </w:t>
       </w:r>
-      <w:hyperlink r:id="rId27">
-        <w:r>
-          <w:rPr>
-            <w:lang w:val="en_US" w:bidi="en_US"/>
-          </w:rPr>
-          <w:rPr>
-            <w:color w:val="0000EE"/>
-            <w:u w:val="single"/>
-          </w:rPr>
-          <w:t>5:1</w:t>
-        </w:r>
-      </w:hyperlink>
+      <w:r>
+        <w:rPr>
+          <w:lang w:val="en_US" w:bidi="en_US"/>
+        </w:rPr>
+        <w:t>5:1</w:t>
+      </w:r>
       <w:r>
         <w:rPr>
           <w:lang w:val="en_US" w:bidi="en_US"/>
         </w:rPr>
         <w:t xml:space="preserve">; </w:t>
       </w:r>
-      <w:hyperlink r:id="rId28">
-        <w:r>
-          <w:rPr>
-            <w:lang w:val="en_US" w:bidi="en_US"/>
-          </w:rPr>
-          <w:rPr>
-            <w:color w:val="0000EE"/>
-            <w:u w:val="single"/>
-          </w:rPr>
-          <w:t>7:1</w:t>
-        </w:r>
-      </w:hyperlink>
+      <w:r>
+        <w:rPr>
+          <w:lang w:val="en_US" w:bidi="en_US"/>
+        </w:rPr>
+        <w:t>7:1</w:t>
+      </w:r>
       <w:r>
         <w:rPr>
           <w:lang w:val="en_US" w:bidi="en_US"/>
@@ -886,18 +784,12 @@
         </w:rPr>
         <w:t>The Chronicler does not mention Adonijah’s attempt to take make himself king. He also does not mention Solomon’s sins. Instead, he places the blame for the kingdom’s division on Jeroboam (</w:t>
       </w:r>
-      <w:hyperlink r:id="rId29">
-        <w:r>
-          <w:rPr>
-            <w:lang w:val="en_US" w:bidi="en_US"/>
-          </w:rPr>
-          <w:rPr>
-            <w:color w:val="0000EE"/>
-            <w:u w:val="single"/>
-          </w:rPr>
-          <w:t>13:6–7</w:t>
-        </w:r>
-      </w:hyperlink>
+      <w:r>
+        <w:rPr>
+          <w:lang w:val="en_US" w:bidi="en_US"/>
+        </w:rPr>
+        <w:t>13:6–7</w:t>
+      </w:r>
       <w:r>
         <w:rPr>
           <w:lang w:val="en_US" w:bidi="en_US"/>
@@ -946,54 +838,36 @@
         </w:rPr>
         <w:t>The Chronicler also uses events from Hezekiah’s rule to show a way to heal the divided kingdom. Earlier, Judah under Ahaz had become as disobedient as Israel (</w:t>
       </w:r>
-      <w:hyperlink r:id="rId30">
-        <w:r>
-          <w:rPr>
-            <w:lang w:val="en_US" w:bidi="en_US"/>
-          </w:rPr>
-          <w:rPr>
-            <w:color w:val="0000EE"/>
-            <w:u w:val="single"/>
-          </w:rPr>
-          <w:t>28:2</w:t>
-        </w:r>
-      </w:hyperlink>
+      <w:r>
+        <w:rPr>
+          <w:lang w:val="en_US" w:bidi="en_US"/>
+        </w:rPr>
+        <w:t>28:2</w:t>
+      </w:r>
       <w:r>
         <w:rPr>
           <w:lang w:val="en_US" w:bidi="en_US"/>
         </w:rPr>
         <w:t xml:space="preserve">, </w:t>
       </w:r>
-      <w:hyperlink r:id="rId31">
-        <w:r>
-          <w:rPr>
-            <w:lang w:val="en_US" w:bidi="en_US"/>
-          </w:rPr>
-          <w:rPr>
-            <w:color w:val="0000EE"/>
-            <w:u w:val="single"/>
-          </w:rPr>
-          <w:t>6</w:t>
-        </w:r>
-      </w:hyperlink>
+      <w:r>
+        <w:rPr>
+          <w:lang w:val="en_US" w:bidi="en_US"/>
+        </w:rPr>
+        <w:t>6</w:t>
+      </w:r>
       <w:r>
         <w:rPr>
           <w:lang w:val="en_US" w:bidi="en_US"/>
         </w:rPr>
         <w:t>). But Israel’s leaders confessed their sins. This showed that they were ready to be restored (</w:t>
       </w:r>
-      <w:hyperlink r:id="rId32">
-        <w:r>
-          <w:rPr>
-            <w:lang w:val="en_US" w:bidi="en_US"/>
-          </w:rPr>
-          <w:rPr>
-            <w:color w:val="0000EE"/>
-            <w:u w:val="single"/>
-          </w:rPr>
-          <w:t>28:13</w:t>
-        </w:r>
-      </w:hyperlink>
+      <w:r>
+        <w:rPr>
+          <w:lang w:val="en_US" w:bidi="en_US"/>
+        </w:rPr>
+        <w:t>28:13</w:t>
+      </w:r>
       <w:r>
         <w:rPr>
           <w:lang w:val="en_US" w:bidi="en_US"/>
@@ -1014,36 +888,24 @@
         </w:rPr>
         <w:t>Then the Chronicler introduces Hezekiah. He presents Hezekiah as a second Solomon. Hezekiah invited the people of the north to join the first Passover during his rule. Many of them came (</w:t>
       </w:r>
-      <w:hyperlink r:id="rId33">
-        <w:r>
-          <w:rPr>
-            <w:lang w:val="en_US" w:bidi="en_US"/>
-          </w:rPr>
-          <w:rPr>
-            <w:color w:val="0000EE"/>
-            <w:u w:val="single"/>
-          </w:rPr>
-          <w:t>30:11</w:t>
-        </w:r>
-      </w:hyperlink>
+      <w:r>
+        <w:rPr>
+          <w:lang w:val="en_US" w:bidi="en_US"/>
+        </w:rPr>
+        <w:t>30:11</w:t>
+      </w:r>
       <w:r>
         <w:rPr>
           <w:lang w:val="en_US" w:bidi="en_US"/>
         </w:rPr>
         <w:t>). A Passover like this had not been celebrated since Solomon’s time (</w:t>
       </w:r>
-      <w:hyperlink r:id="rId34">
-        <w:r>
-          <w:rPr>
-            <w:lang w:val="en_US" w:bidi="en_US"/>
-          </w:rPr>
-          <w:rPr>
-            <w:color w:val="0000EE"/>
-            <w:u w:val="single"/>
-          </w:rPr>
-          <w:t>30:26</w:t>
-        </w:r>
-      </w:hyperlink>
+      <w:r>
+        <w:rPr>
+          <w:lang w:val="en_US" w:bidi="en_US"/>
+        </w:rPr>
+        <w:t>30:26</w:t>
+      </w:r>
       <w:r>
         <w:rPr>
           <w:lang w:val="en_US" w:bidi="en_US"/>
